--- a/New HSSE Management System 2026/Templates/01-DAN-TMP-HSE-000009__Jun_2026_REV01_Stop_Work_Notice_Form.docx
+++ b/New HSSE Management System 2026/Templates/01-DAN-TMP-HSE-000009__Jun_2026_REV01_Stop_Work_Notice_Form.docx
@@ -1545,7 +1545,7 @@
         <w:tab w:val="clear" w:pos="9360"/>
       </w:tabs>
       <w:rPr>
-        <w:rFonts w:ascii="Readex Pro Medium" w:hAnsi="Readex Pro Medium" w:cs="Readex Pro Medium"/>
+        <w:rFonts w:ascii="Tahoma" w:hAnsi="Tahoma" w:cs="Tahoma"/>
         <w:sz w:val="40"/>
         <w:szCs w:val="40"/>
       </w:rPr>
@@ -1758,7 +1758,7 @@
     </w:r>
     <w:r>
       <w:rPr>
-        <w:rFonts w:ascii="Readex Pro Medium" w:hAnsi="Readex Pro Medium" w:cs="Readex Pro Medium"/>
+        <w:rFonts w:ascii="Tahoma" w:hAnsi="Tahoma" w:cs="Tahoma"/>
         <w:noProof/>
         <w:sz w:val="40"/>
         <w:szCs w:val="40"/>
@@ -1808,7 +1808,7 @@
     </w:r>
     <w:r>
       <w:rPr>
-        <w:rFonts w:ascii="Readex Pro Medium" w:hAnsi="Readex Pro Medium" w:cs="Readex Pro Medium"/>
+        <w:rFonts w:ascii="Tahoma" w:hAnsi="Tahoma" w:cs="Tahoma"/>
         <w:sz w:val="40"/>
         <w:szCs w:val="40"/>
       </w:rPr>
@@ -1889,7 +1889,7 @@
         <w:ind w:left="1440" w:hanging="360"/>
       </w:pPr>
       <w:rPr>
-        <w:rFonts w:ascii="Courier New" w:hAnsi="Courier New" w:cs="Courier New" w:hint="default"/>
+        <w:rFonts w:ascii="Tahoma" w:hAnsi="Tahoma" w:cs="Tahoma" w:hint="default"/>
       </w:rPr>
     </w:lvl>
     <w:lvl w:ilvl="2" w:tplc="08090005" w:tentative="1">
@@ -1925,7 +1925,7 @@
         <w:ind w:left="3600" w:hanging="360"/>
       </w:pPr>
       <w:rPr>
-        <w:rFonts w:ascii="Courier New" w:hAnsi="Courier New" w:cs="Courier New" w:hint="default"/>
+        <w:rFonts w:ascii="Tahoma" w:hAnsi="Tahoma" w:cs="Tahoma" w:hint="default"/>
       </w:rPr>
     </w:lvl>
     <w:lvl w:ilvl="5" w:tplc="08090005" w:tentative="1">
@@ -1961,7 +1961,7 @@
         <w:ind w:left="5760" w:hanging="360"/>
       </w:pPr>
       <w:rPr>
-        <w:rFonts w:ascii="Courier New" w:hAnsi="Courier New" w:cs="Courier New" w:hint="default"/>
+        <w:rFonts w:ascii="Tahoma" w:hAnsi="Tahoma" w:cs="Tahoma" w:hint="default"/>
       </w:rPr>
     </w:lvl>
     <w:lvl w:ilvl="8" w:tplc="08090005" w:tentative="1">
@@ -1992,7 +1992,7 @@
         <w:kern w:val="2"/>
         <w:sz w:val="24"/>
         <w:szCs w:val="24"/>
-        <w:lang w:val="en-US" w:eastAsia="en-US" w:bidi="ar-SA"/>
+        <w:lang w:val="en-US" w:eastAsia="Tahoma" w:bidi="ar-SA"/>
         <w14:ligatures w14:val="standardContextual"/>
       </w:rPr>
     </w:rPrDefault>
@@ -3074,7 +3074,7 @@
     </a:clrScheme>
     <a:fontScheme name="Office">
       <a:majorFont>
-        <a:latin typeface="Aptos Display" panose="02110004020202020204"/>
+        <a:latin typeface="Tahoma" panose="02110004020202020204"/>
         <a:ea typeface=""/>
         <a:cs typeface=""/>
         <a:font script="Jpan" typeface="游ゴシック Light"/>
@@ -3126,7 +3126,7 @@
         <a:font script="Tfng" typeface="Ebrima"/>
       </a:majorFont>
       <a:minorFont>
-        <a:latin typeface="Aptos" panose="02110004020202020204"/>
+        <a:latin typeface="Tahoma" panose="02110004020202020204"/>
         <a:ea typeface=""/>
         <a:cs typeface=""/>
         <a:font script="Jpan" typeface="游明朝"/>
